--- a/Transicao_pre-projeto-para-TCC-Completo_TCC_Iluminacao_SP_v6_revisado.docx
+++ b/Transicao_pre-projeto-para-TCC-Completo_TCC_Iluminacao_SP_v6_revisado.docx
@@ -1189,10 +1189,10 @@
         </w:tabs>
         <w:spacing w:after="100"/>
         <w:rPr>
-          <w:ins w:id="30085" w:author="Vitor Oliveira" w:date="2026-10-01T12:00:00Z"/>
-        </w:rPr>
-      </w:pPr>
-      <w:ins w:id="30086" w:author="Vitor Oliveira" w:date="2026-10-01T12:00:00Z">
+          <w:ins w:id="30108" w:author="Vitor Oliveira" w:date="2026-10-01T12:00:00Z"/>
+        </w:rPr>
+      </w:pPr>
+      <w:ins w:id="30109" w:author="Vitor Oliveira" w:date="2026-10-01T12:00:00Z">
         <w:r>
           <w:rPr>
             <w:lang w:val="pt-BR"/>
@@ -31151,13 +31151,24 @@
             </w:tcMar>
           </w:tcPr>
           <w:p>
-            <w:r>
-              <w:rPr>
-                <w:sz w:val="20"/>
-                <w:szCs w:val="20"/>
-              </w:rPr>
-              <w:t>Claude Opus 5 (Anthropic)</w:t>
-            </w:r>
+            <w:del w:id="30023" w:author="Vitor Oliveira" w:date="2026-10-01T12:00:00Z">
+              <w:r>
+                <w:rPr>
+                  <w:sz w:val="20"/>
+                  <w:szCs w:val="20"/>
+                </w:rPr>
+                <w:delText>Claude Opus 5 (Anthropic)</w:delText>
+              </w:r>
+            </w:del>
+            <w:ins w:id="30024" w:author="Vitor Oliveira" w:date="2026-10-01T12:00:00Z">
+              <w:r>
+                <w:rPr>
+                  <w:sz w:val="20"/>
+                  <w:szCs w:val="20"/>
+                </w:rPr>
+                <w:t xml:space="preserve">Claude Opus 5 e Claude Opus 5.5 (Anthropic)</w:t>
+              </w:r>
+            </w:ins>
           </w:p>
         </w:tc>
         <w:tc>
@@ -31176,14 +31187,26 @@
                 <w:lang w:val="pt-BR"/>
               </w:rPr>
             </w:pPr>
-            <w:r>
-              <w:rPr>
-                <w:sz w:val="20"/>
-                <w:szCs w:val="20"/>
-                <w:lang w:val="pt-BR"/>
-              </w:rPr>
-              <w:t>claude-opus-5, modo de esforço estendido</w:t>
-            </w:r>
+            <w:del w:id="30025" w:author="Vitor Oliveira" w:date="2026-10-01T12:00:00Z">
+              <w:r>
+                <w:rPr>
+                  <w:sz w:val="20"/>
+                  <w:szCs w:val="20"/>
+                  <w:lang w:val="pt-BR"/>
+                </w:rPr>
+                <w:delText>claude-opus-5, modo de esforço estendido</w:delText>
+              </w:r>
+            </w:del>
+            <w:ins w:id="30026" w:author="Vitor Oliveira" w:date="2026-10-01T12:00:00Z">
+              <w:r>
+                <w:rPr>
+                  <w:sz w:val="20"/>
+                  <w:szCs w:val="20"/>
+                  <w:lang w:val="pt-BR"/>
+                </w:rPr>
+                <w:t xml:space="preserve">claude-opus-5 e claude-opus-5-5, modo de esforço estendido</w:t>
+              </w:r>
+            </w:ins>
           </w:p>
         </w:tc>
         <w:tc>
@@ -31265,13 +31288,24 @@
             </w:tcMar>
           </w:tcPr>
           <w:p>
-            <w:r>
-              <w:rPr>
-                <w:sz w:val="20"/>
-                <w:szCs w:val="20"/>
-              </w:rPr>
-              <w:t>Claude Opus 5 (Anthropic)</w:t>
-            </w:r>
+            <w:del w:id="30027" w:author="Vitor Oliveira" w:date="2026-10-01T12:00:00Z">
+              <w:r>
+                <w:rPr>
+                  <w:sz w:val="20"/>
+                  <w:szCs w:val="20"/>
+                </w:rPr>
+                <w:delText>Claude Opus 5 (Anthropic)</w:delText>
+              </w:r>
+            </w:del>
+            <w:ins w:id="30028" w:author="Vitor Oliveira" w:date="2026-10-01T12:00:00Z">
+              <w:r>
+                <w:rPr>
+                  <w:sz w:val="20"/>
+                  <w:szCs w:val="20"/>
+                </w:rPr>
+                <w:t xml:space="preserve">Claude Opus 5 e Claude Opus 5.5 (Anthropic)</w:t>
+              </w:r>
+            </w:ins>
           </w:p>
         </w:tc>
         <w:tc>
@@ -31290,23 +31324,36 @@
                 <w:lang w:val="pt-BR"/>
               </w:rPr>
             </w:pPr>
-            <w:r>
-              <w:rPr>
-                <w:sz w:val="20"/>
-                <w:szCs w:val="20"/>
-                <w:lang w:val="pt-BR"/>
-              </w:rPr>
-              <w:t xml:space="preserve">claude-opus-5, modo de </w:t>
-            </w:r>
-            <w:r>
-              <w:rPr>
-                <w:sz w:val="20"/>
-                <w:szCs w:val="20"/>
-                <w:lang w:val="pt-BR"/>
-              </w:rPr>
-              <w:lastRenderedPageBreak/>
-              <w:t>esforço estendido</w:t>
-            </w:r>
+            <w:del w:id="30029" w:author="Vitor Oliveira" w:date="2026-10-01T12:00:00Z">
+              <w:r>
+                <w:rPr>
+                  <w:sz w:val="20"/>
+                  <w:szCs w:val="20"/>
+                  <w:lang w:val="pt-BR"/>
+                </w:rPr>
+                <w:delText xml:space="preserve">claude-opus-5, modo de </w:delText>
+              </w:r>
+            </w:del>
+            <w:del w:id="30030" w:author="Vitor Oliveira" w:date="2026-10-01T12:00:00Z">
+              <w:r>
+                <w:rPr>
+                  <w:sz w:val="20"/>
+                  <w:szCs w:val="20"/>
+                  <w:lang w:val="pt-BR"/>
+                </w:rPr>
+                <w:delText>esforço estendido</w:delText>
+              </w:r>
+            </w:del>
+            <w:ins w:id="30031" w:author="Vitor Oliveira" w:date="2026-10-01T12:00:00Z">
+              <w:r>
+                <w:rPr>
+                  <w:sz w:val="20"/>
+                  <w:szCs w:val="20"/>
+                  <w:lang w:val="pt-BR"/>
+                </w:rPr>
+                <w:t xml:space="preserve">claude-opus-5 e claude-opus-5-5, modo de esforço estendido</w:t>
+              </w:r>
+            </w:ins>
           </w:p>
         </w:tc>
         <w:tc>
@@ -31399,13 +31446,24 @@
             </w:tcMar>
           </w:tcPr>
           <w:p>
-            <w:r>
-              <w:rPr>
-                <w:sz w:val="20"/>
-                <w:szCs w:val="20"/>
-              </w:rPr>
-              <w:t>Claude Opus 5 (Anthropic)</w:t>
-            </w:r>
+            <w:del w:id="30032" w:author="Vitor Oliveira" w:date="2026-10-01T12:00:00Z">
+              <w:r>
+                <w:rPr>
+                  <w:sz w:val="20"/>
+                  <w:szCs w:val="20"/>
+                </w:rPr>
+                <w:delText>Claude Opus 5 (Anthropic)</w:delText>
+              </w:r>
+            </w:del>
+            <w:ins w:id="30033" w:author="Vitor Oliveira" w:date="2026-10-01T12:00:00Z">
+              <w:r>
+                <w:rPr>
+                  <w:sz w:val="20"/>
+                  <w:szCs w:val="20"/>
+                </w:rPr>
+                <w:t xml:space="preserve">Claude Opus 5 e Claude Opus 5.5 (Anthropic)</w:t>
+              </w:r>
+            </w:ins>
           </w:p>
         </w:tc>
         <w:tc>
@@ -31424,14 +31482,26 @@
                 <w:lang w:val="pt-BR"/>
               </w:rPr>
             </w:pPr>
-            <w:r>
-              <w:rPr>
-                <w:sz w:val="20"/>
-                <w:szCs w:val="20"/>
-                <w:lang w:val="pt-BR"/>
-              </w:rPr>
-              <w:t>claude-opus-5, modo de esforço estendido</w:t>
-            </w:r>
+            <w:del w:id="30034" w:author="Vitor Oliveira" w:date="2026-10-01T12:00:00Z">
+              <w:r>
+                <w:rPr>
+                  <w:sz w:val="20"/>
+                  <w:szCs w:val="20"/>
+                  <w:lang w:val="pt-BR"/>
+                </w:rPr>
+                <w:delText>claude-opus-5, modo de esforço estendido</w:delText>
+              </w:r>
+            </w:del>
+            <w:ins w:id="30035" w:author="Vitor Oliveira" w:date="2026-10-01T12:00:00Z">
+              <w:r>
+                <w:rPr>
+                  <w:sz w:val="20"/>
+                  <w:szCs w:val="20"/>
+                  <w:lang w:val="pt-BR"/>
+                </w:rPr>
+                <w:t xml:space="preserve">claude-opus-5 e claude-opus-5-5, modo de esforço estendido</w:t>
+              </w:r>
+            </w:ins>
           </w:p>
         </w:tc>
         <w:tc>
@@ -31513,13 +31583,24 @@
             </w:tcMar>
           </w:tcPr>
           <w:p>
-            <w:r>
-              <w:rPr>
-                <w:sz w:val="20"/>
-                <w:szCs w:val="20"/>
-              </w:rPr>
-              <w:t>Claude Opus 5 (Anthropic)</w:t>
-            </w:r>
+            <w:del w:id="30036" w:author="Vitor Oliveira" w:date="2026-10-01T12:00:00Z">
+              <w:r>
+                <w:rPr>
+                  <w:sz w:val="20"/>
+                  <w:szCs w:val="20"/>
+                </w:rPr>
+                <w:delText>Claude Opus 5 (Anthropic)</w:delText>
+              </w:r>
+            </w:del>
+            <w:ins w:id="30037" w:author="Vitor Oliveira" w:date="2026-10-01T12:00:00Z">
+              <w:r>
+                <w:rPr>
+                  <w:sz w:val="20"/>
+                  <w:szCs w:val="20"/>
+                </w:rPr>
+                <w:t xml:space="preserve">Claude Opus 5 e Claude Opus 5.5 (Anthropic)</w:t>
+              </w:r>
+            </w:ins>
           </w:p>
         </w:tc>
         <w:tc>
@@ -31538,14 +31619,26 @@
                 <w:lang w:val="pt-BR"/>
               </w:rPr>
             </w:pPr>
-            <w:r>
-              <w:rPr>
-                <w:sz w:val="20"/>
-                <w:szCs w:val="20"/>
-                <w:lang w:val="pt-BR"/>
-              </w:rPr>
-              <w:t>claude-opus-5, modo de esforço estendido</w:t>
-            </w:r>
+            <w:del w:id="30038" w:author="Vitor Oliveira" w:date="2026-10-01T12:00:00Z">
+              <w:r>
+                <w:rPr>
+                  <w:sz w:val="20"/>
+                  <w:szCs w:val="20"/>
+                  <w:lang w:val="pt-BR"/>
+                </w:rPr>
+                <w:delText>claude-opus-5, modo de esforço estendido</w:delText>
+              </w:r>
+            </w:del>
+            <w:ins w:id="30039" w:author="Vitor Oliveira" w:date="2026-10-01T12:00:00Z">
+              <w:r>
+                <w:rPr>
+                  <w:sz w:val="20"/>
+                  <w:szCs w:val="20"/>
+                  <w:lang w:val="pt-BR"/>
+                </w:rPr>
+                <w:t xml:space="preserve">claude-opus-5 e claude-opus-5-5, modo de esforço estendido</w:t>
+              </w:r>
+            </w:ins>
           </w:p>
         </w:tc>
         <w:tc>
@@ -31627,13 +31720,24 @@
             </w:tcMar>
           </w:tcPr>
           <w:p>
-            <w:r>
-              <w:rPr>
-                <w:sz w:val="20"/>
-                <w:szCs w:val="20"/>
-              </w:rPr>
-              <w:t>Claude Opus 5 (Anthropic)</w:t>
-            </w:r>
+            <w:del w:id="30040" w:author="Vitor Oliveira" w:date="2026-10-01T12:00:00Z">
+              <w:r>
+                <w:rPr>
+                  <w:sz w:val="20"/>
+                  <w:szCs w:val="20"/>
+                </w:rPr>
+                <w:delText>Claude Opus 5 (Anthropic)</w:delText>
+              </w:r>
+            </w:del>
+            <w:ins w:id="30041" w:author="Vitor Oliveira" w:date="2026-10-01T12:00:00Z">
+              <w:r>
+                <w:rPr>
+                  <w:sz w:val="20"/>
+                  <w:szCs w:val="20"/>
+                </w:rPr>
+                <w:t xml:space="preserve">Claude Opus 5 e Claude Opus 5.5 (Anthropic)</w:t>
+              </w:r>
+            </w:ins>
           </w:p>
         </w:tc>
         <w:tc>
@@ -31652,14 +31756,26 @@
                 <w:lang w:val="pt-BR"/>
               </w:rPr>
             </w:pPr>
-            <w:r>
-              <w:rPr>
-                <w:sz w:val="20"/>
-                <w:szCs w:val="20"/>
-                <w:lang w:val="pt-BR"/>
-              </w:rPr>
-              <w:t>claude-opus-5, modo de esforço estendido</w:t>
-            </w:r>
+            <w:del w:id="30042" w:author="Vitor Oliveira" w:date="2026-10-01T12:00:00Z">
+              <w:r>
+                <w:rPr>
+                  <w:sz w:val="20"/>
+                  <w:szCs w:val="20"/>
+                  <w:lang w:val="pt-BR"/>
+                </w:rPr>
+                <w:delText>claude-opus-5, modo de esforço estendido</w:delText>
+              </w:r>
+            </w:del>
+            <w:ins w:id="30043" w:author="Vitor Oliveira" w:date="2026-10-01T12:00:00Z">
+              <w:r>
+                <w:rPr>
+                  <w:sz w:val="20"/>
+                  <w:szCs w:val="20"/>
+                  <w:lang w:val="pt-BR"/>
+                </w:rPr>
+                <w:t xml:space="preserve">claude-opus-5 e claude-opus-5-5, modo de esforço estendido</w:t>
+              </w:r>
+            </w:ins>
           </w:p>
         </w:tc>
         <w:tc>
@@ -31755,7 +31871,7 @@
                   <w:sz w:val="20"/>
                   <w:szCs w:val="20"/>
                 </w:rPr>
-                <w:t xml:space="preserve">Claude Opus 5.5 (Anthropic)</w:t>
+                <w:t xml:space="preserve">Claude Opus 5 e Claude Opus 5.5 (Anthropic)</w:t>
               </w:r>
             </w:ins>
           </w:p>
@@ -31783,7 +31899,7 @@
                   <w:szCs w:val="20"/>
                   <w:lang w:val="pt-BR"/>
                 </w:rPr>
-                <w:t xml:space="preserve">claude-opus-5-5, pela ferramenta Claude Code</w:t>
+                <w:t xml:space="preserve">claude-opus-5 e claude-opus-5-5, pela ferramenta Claude Code</w:t>
               </w:r>
             </w:ins>
           </w:p>
@@ -31897,7 +32013,7 @@
                   <w:sz w:val="20"/>
                   <w:szCs w:val="20"/>
                 </w:rPr>
-                <w:t xml:space="preserve">Claude Opus 5.5 (Anthropic)</w:t>
+                <w:t xml:space="preserve">Claude Opus 5 e Claude Opus 5.5 (Anthropic)</w:t>
               </w:r>
             </w:ins>
           </w:p>
@@ -31925,7 +32041,7 @@
                   <w:szCs w:val="20"/>
                   <w:lang w:val="pt-BR"/>
                 </w:rPr>
-                <w:t xml:space="preserve">claude-opus-5-5, pela ferramenta Claude Code</w:t>
+                <w:t xml:space="preserve">claude-opus-5 e claude-opus-5-5, pela ferramenta Claude Code</w:t>
               </w:r>
             </w:ins>
           </w:p>
@@ -32042,9 +32158,31 @@
         <w:rPr>
           <w:lang w:val="pt-BR"/>
         </w:rPr>
-        <w:t xml:space="preserve">Ambiente de acesso e janela temporal de interação. As requisições ao modelo Claude Opus 5 foram executadas pela interface do aplicativo Claude, com execução de código em ambiente isolado fornecido pela própria ferramenta,</w:t>
-      </w:r>
-      <w:ins w:id="30023" w:author="Vitor Oliveira" w:date="2026-10-01T12:00:00Z">
+        <w:t xml:space="preserve">Ambiente de acesso e janela temporal de interação. As requisições </w:t>
+      </w:r>
+      <w:del w:id="30044" w:author="Vitor Oliveira" w:date="2026-10-01T12:00:00Z">
+        <w:r>
+          <w:rPr>
+            <w:lang w:val="pt-BR"/>
+          </w:rPr>
+          <w:delText xml:space="preserve">ao modelo Claude Opus 5 foram</w:delText>
+        </w:r>
+      </w:del>
+      <w:ins w:id="30045" w:author="Vitor Oliveira" w:date="2026-10-01T12:00:00Z">
+        <w:r>
+          <w:rPr>
+            <w:lang w:val="pt-BR"/>
+          </w:rPr>
+          <w:t xml:space="preserve">aos modelos Claude Opus 5 e Claude Opus 5.5 foram</w:t>
+        </w:r>
+      </w:ins>
+      <w:r>
+        <w:rPr>
+          <w:lang w:val="pt-BR"/>
+        </w:rPr>
+        <w:t xml:space="preserve"> executadas pela interface do aplicativo Claude, com execução de código em ambiente isolado fornecido pela própria ferramenta,</w:t>
+      </w:r>
+      <w:ins w:id="30046" w:author="Vitor Oliveira" w:date="2026-10-01T12:00:00Z">
         <w:r>
           <w:rPr>
             <w:lang w:val="pt-BR"/>
@@ -32382,10 +32520,10 @@
         <w:spacing w:before="480" w:after="280" w:line="360" w:lineRule="auto"/>
         <w:jc w:val="center"/>
         <w:rPr>
-          <w:ins w:id="30024" w:author="Vitor Oliveira" w:date="2026-10-01T12:00:00Z"/>
-        </w:rPr>
-      </w:pPr>
-      <w:ins w:id="30025" w:author="Vitor Oliveira" w:date="2026-10-01T12:00:00Z">
+          <w:ins w:id="30047" w:author="Vitor Oliveira" w:date="2026-10-01T12:00:00Z"/>
+        </w:rPr>
+      </w:pPr>
+      <w:ins w:id="30048" w:author="Vitor Oliveira" w:date="2026-10-01T12:00:00Z">
         <w:r>
           <w:rPr>
             <w:lang w:val="pt-BR"/>
@@ -32400,10 +32538,10 @@
         <w:ind w:firstLine="709"/>
         <w:jc w:val="both"/>
         <w:rPr>
-          <w:ins w:id="30026" w:author="Vitor Oliveira" w:date="2026-10-01T12:00:00Z"/>
-        </w:rPr>
-      </w:pPr>
-      <w:ins w:id="30027" w:author="Vitor Oliveira" w:date="2026-10-01T12:00:00Z">
+          <w:ins w:id="30049" w:author="Vitor Oliveira" w:date="2026-10-01T12:00:00Z"/>
+        </w:rPr>
+      </w:pPr>
+      <w:ins w:id="30050" w:author="Vitor Oliveira" w:date="2026-10-01T12:00:00Z">
         <w:r>
           <w:rPr>
             <w:lang w:val="pt-BR"/>
@@ -32418,10 +32556,10 @@
         <w:ind w:firstLine="709"/>
         <w:jc w:val="both"/>
         <w:rPr>
-          <w:ins w:id="30028" w:author="Vitor Oliveira" w:date="2026-10-01T12:00:00Z"/>
-        </w:rPr>
-      </w:pPr>
-      <w:ins w:id="30029" w:author="Vitor Oliveira" w:date="2026-10-01T12:00:00Z">
+          <w:ins w:id="30051" w:author="Vitor Oliveira" w:date="2026-10-01T12:00:00Z"/>
+        </w:rPr>
+      </w:pPr>
+      <w:ins w:id="30052" w:author="Vitor Oliveira" w:date="2026-10-01T12:00:00Z">
         <w:r>
           <w:rPr>
             <w:lang w:val="pt-BR"/>
@@ -32436,10 +32574,10 @@
         <w:ind w:firstLine="709"/>
         <w:jc w:val="both"/>
         <w:rPr>
-          <w:ins w:id="30030" w:author="Vitor Oliveira" w:date="2026-10-01T12:00:00Z"/>
-        </w:rPr>
-      </w:pPr>
-      <w:ins w:id="30031" w:author="Vitor Oliveira" w:date="2026-10-01T12:00:00Z">
+          <w:ins w:id="30053" w:author="Vitor Oliveira" w:date="2026-10-01T12:00:00Z"/>
+        </w:rPr>
+      </w:pPr>
+      <w:ins w:id="30054" w:author="Vitor Oliveira" w:date="2026-10-01T12:00:00Z">
         <w:r>
           <w:rPr>
             <w:lang w:val="pt-BR"/>
@@ -32453,10 +32591,10 @@
         <w:keepNext/>
         <w:spacing w:before="260" w:after="130"/>
         <w:rPr>
-          <w:ins w:id="30032" w:author="Vitor Oliveira" w:date="2026-10-01T12:00:00Z"/>
-        </w:rPr>
-      </w:pPr>
-      <w:ins w:id="30033" w:author="Vitor Oliveira" w:date="2026-10-01T12:00:00Z">
+          <w:ins w:id="30055" w:author="Vitor Oliveira" w:date="2026-10-01T12:00:00Z"/>
+        </w:rPr>
+      </w:pPr>
+      <w:ins w:id="30056" w:author="Vitor Oliveira" w:date="2026-10-01T12:00:00Z">
         <w:r>
           <w:rPr>
             <w:sz w:val="20"/>
@@ -32492,7 +32630,7 @@
       <w:tr>
         <w:trPr>
           <w:tblHeader/>
-          <w:ins w:id="30034" w:author="Vitor Oliveira" w:date="2026-10-01T12:00:00Z"/>
+          <w:ins w:id="30057" w:author="Vitor Oliveira" w:date="2026-10-01T12:00:00Z"/>
         </w:trPr>
         <w:tc>
           <w:tcPr>
@@ -32508,10 +32646,10 @@
           <w:p>
             <w:pPr>
               <w:rPr>
-                <w:ins w:id="30035" w:author="Vitor Oliveira" w:date="2026-10-01T12:00:00Z"/>
+                <w:ins w:id="30058" w:author="Vitor Oliveira" w:date="2026-10-01T12:00:00Z"/>
               </w:rPr>
             </w:pPr>
-            <w:ins w:id="30036" w:author="Vitor Oliveira" w:date="2026-10-01T12:00:00Z">
+            <w:ins w:id="30059" w:author="Vitor Oliveira" w:date="2026-10-01T12:00:00Z">
               <w:r>
                 <w:rPr>
                   <w:b/>
@@ -32538,10 +32676,10 @@
           <w:p>
             <w:pPr>
               <w:rPr>
-                <w:ins w:id="30037" w:author="Vitor Oliveira" w:date="2026-10-01T12:00:00Z"/>
+                <w:ins w:id="30060" w:author="Vitor Oliveira" w:date="2026-10-01T12:00:00Z"/>
               </w:rPr>
             </w:pPr>
-            <w:ins w:id="30038" w:author="Vitor Oliveira" w:date="2026-10-01T12:00:00Z">
+            <w:ins w:id="30061" w:author="Vitor Oliveira" w:date="2026-10-01T12:00:00Z">
               <w:r>
                 <w:rPr>
                   <w:b/>
@@ -32568,10 +32706,10 @@
           <w:p>
             <w:pPr>
               <w:rPr>
-                <w:ins w:id="30039" w:author="Vitor Oliveira" w:date="2026-10-01T12:00:00Z"/>
+                <w:ins w:id="30062" w:author="Vitor Oliveira" w:date="2026-10-01T12:00:00Z"/>
               </w:rPr>
             </w:pPr>
-            <w:ins w:id="30040" w:author="Vitor Oliveira" w:date="2026-10-01T12:00:00Z">
+            <w:ins w:id="30063" w:author="Vitor Oliveira" w:date="2026-10-01T12:00:00Z">
               <w:r>
                 <w:rPr>
                   <w:b/>
@@ -32587,7 +32725,7 @@
       </w:tr>
       <w:tr>
         <w:trPr>
-          <w:ins w:id="30041" w:author="Vitor Oliveira" w:date="2026-10-01T12:00:00Z"/>
+          <w:ins w:id="30064" w:author="Vitor Oliveira" w:date="2026-10-01T12:00:00Z"/>
         </w:trPr>
         <w:tc>
           <w:tcPr>
@@ -32602,10 +32740,10 @@
           <w:p>
             <w:pPr>
               <w:rPr>
-                <w:ins w:id="30042" w:author="Vitor Oliveira" w:date="2026-10-01T12:00:00Z"/>
+                <w:ins w:id="30065" w:author="Vitor Oliveira" w:date="2026-10-01T12:00:00Z"/>
               </w:rPr>
             </w:pPr>
-            <w:ins w:id="30043" w:author="Vitor Oliveira" w:date="2026-10-01T12:00:00Z">
+            <w:ins w:id="30066" w:author="Vitor Oliveira" w:date="2026-10-01T12:00:00Z">
               <w:r>
                 <w:rPr>
                   <w:sz w:val="20"/>
@@ -32629,10 +32767,10 @@
           <w:p>
             <w:pPr>
               <w:rPr>
-                <w:ins w:id="30044" w:author="Vitor Oliveira" w:date="2026-10-01T12:00:00Z"/>
+                <w:ins w:id="30067" w:author="Vitor Oliveira" w:date="2026-10-01T12:00:00Z"/>
               </w:rPr>
             </w:pPr>
-            <w:ins w:id="30045" w:author="Vitor Oliveira" w:date="2026-10-01T12:00:00Z">
+            <w:ins w:id="30068" w:author="Vitor Oliveira" w:date="2026-10-01T12:00:00Z">
               <w:r>
                 <w:rPr>
                   <w:sz w:val="20"/>
@@ -32656,10 +32794,10 @@
           <w:p>
             <w:pPr>
               <w:rPr>
-                <w:ins w:id="30046" w:author="Vitor Oliveira" w:date="2026-10-01T12:00:00Z"/>
+                <w:ins w:id="30069" w:author="Vitor Oliveira" w:date="2026-10-01T12:00:00Z"/>
               </w:rPr>
             </w:pPr>
-            <w:ins w:id="30047" w:author="Vitor Oliveira" w:date="2026-10-01T12:00:00Z">
+            <w:ins w:id="30070" w:author="Vitor Oliveira" w:date="2026-10-01T12:00:00Z">
               <w:r>
                 <w:rPr>
                   <w:sz w:val="20"/>
@@ -32674,7 +32812,7 @@
       </w:tr>
       <w:tr>
         <w:trPr>
-          <w:ins w:id="30048" w:author="Vitor Oliveira" w:date="2026-10-01T12:00:00Z"/>
+          <w:ins w:id="30071" w:author="Vitor Oliveira" w:date="2026-10-01T12:00:00Z"/>
         </w:trPr>
         <w:tc>
           <w:tcPr>
@@ -32689,10 +32827,10 @@
           <w:p>
             <w:pPr>
               <w:rPr>
-                <w:ins w:id="30049" w:author="Vitor Oliveira" w:date="2026-10-01T12:00:00Z"/>
+                <w:ins w:id="30072" w:author="Vitor Oliveira" w:date="2026-10-01T12:00:00Z"/>
               </w:rPr>
             </w:pPr>
-            <w:ins w:id="30050" w:author="Vitor Oliveira" w:date="2026-10-01T12:00:00Z">
+            <w:ins w:id="30073" w:author="Vitor Oliveira" w:date="2026-10-01T12:00:00Z">
               <w:r>
                 <w:rPr>
                   <w:sz w:val="20"/>
@@ -32716,10 +32854,10 @@
           <w:p>
             <w:pPr>
               <w:rPr>
-                <w:ins w:id="30051" w:author="Vitor Oliveira" w:date="2026-10-01T12:00:00Z"/>
+                <w:ins w:id="30074" w:author="Vitor Oliveira" w:date="2026-10-01T12:00:00Z"/>
               </w:rPr>
             </w:pPr>
-            <w:ins w:id="30052" w:author="Vitor Oliveira" w:date="2026-10-01T12:00:00Z">
+            <w:ins w:id="30075" w:author="Vitor Oliveira" w:date="2026-10-01T12:00:00Z">
               <w:r>
                 <w:rPr>
                   <w:sz w:val="20"/>
@@ -32743,10 +32881,10 @@
           <w:p>
             <w:pPr>
               <w:rPr>
-                <w:ins w:id="30053" w:author="Vitor Oliveira" w:date="2026-10-01T12:00:00Z"/>
+                <w:ins w:id="30076" w:author="Vitor Oliveira" w:date="2026-10-01T12:00:00Z"/>
               </w:rPr>
             </w:pPr>
-            <w:ins w:id="30054" w:author="Vitor Oliveira" w:date="2026-10-01T12:00:00Z">
+            <w:ins w:id="30077" w:author="Vitor Oliveira" w:date="2026-10-01T12:00:00Z">
               <w:r>
                 <w:rPr>
                   <w:sz w:val="20"/>
@@ -32761,7 +32899,7 @@
       </w:tr>
       <w:tr>
         <w:trPr>
-          <w:ins w:id="30055" w:author="Vitor Oliveira" w:date="2026-10-01T12:00:00Z"/>
+          <w:ins w:id="30078" w:author="Vitor Oliveira" w:date="2026-10-01T12:00:00Z"/>
         </w:trPr>
         <w:tc>
           <w:tcPr>
@@ -32776,10 +32914,10 @@
           <w:p>
             <w:pPr>
               <w:rPr>
-                <w:ins w:id="30056" w:author="Vitor Oliveira" w:date="2026-10-01T12:00:00Z"/>
+                <w:ins w:id="30079" w:author="Vitor Oliveira" w:date="2026-10-01T12:00:00Z"/>
               </w:rPr>
             </w:pPr>
-            <w:ins w:id="30057" w:author="Vitor Oliveira" w:date="2026-10-01T12:00:00Z">
+            <w:ins w:id="30080" w:author="Vitor Oliveira" w:date="2026-10-01T12:00:00Z">
               <w:r>
                 <w:rPr>
                   <w:sz w:val="20"/>
@@ -32803,10 +32941,10 @@
           <w:p>
             <w:pPr>
               <w:rPr>
-                <w:ins w:id="30058" w:author="Vitor Oliveira" w:date="2026-10-01T12:00:00Z"/>
+                <w:ins w:id="30081" w:author="Vitor Oliveira" w:date="2026-10-01T12:00:00Z"/>
               </w:rPr>
             </w:pPr>
-            <w:ins w:id="30059" w:author="Vitor Oliveira" w:date="2026-10-01T12:00:00Z">
+            <w:ins w:id="30082" w:author="Vitor Oliveira" w:date="2026-10-01T12:00:00Z">
               <w:r>
                 <w:rPr>
                   <w:sz w:val="20"/>
@@ -32830,10 +32968,10 @@
           <w:p>
             <w:pPr>
               <w:rPr>
-                <w:ins w:id="30060" w:author="Vitor Oliveira" w:date="2026-10-01T12:00:00Z"/>
+                <w:ins w:id="30083" w:author="Vitor Oliveira" w:date="2026-10-01T12:00:00Z"/>
               </w:rPr>
             </w:pPr>
-            <w:ins w:id="30061" w:author="Vitor Oliveira" w:date="2026-10-01T12:00:00Z">
+            <w:ins w:id="30084" w:author="Vitor Oliveira" w:date="2026-10-01T12:00:00Z">
               <w:r>
                 <w:rPr>
                   <w:sz w:val="20"/>
@@ -32848,7 +32986,7 @@
       </w:tr>
       <w:tr>
         <w:trPr>
-          <w:ins w:id="30062" w:author="Vitor Oliveira" w:date="2026-10-01T12:00:00Z"/>
+          <w:ins w:id="30085" w:author="Vitor Oliveira" w:date="2026-10-01T12:00:00Z"/>
         </w:trPr>
         <w:tc>
           <w:tcPr>
@@ -32863,10 +33001,10 @@
           <w:p>
             <w:pPr>
               <w:rPr>
-                <w:ins w:id="30063" w:author="Vitor Oliveira" w:date="2026-10-01T12:00:00Z"/>
+                <w:ins w:id="30086" w:author="Vitor Oliveira" w:date="2026-10-01T12:00:00Z"/>
               </w:rPr>
             </w:pPr>
-            <w:ins w:id="30064" w:author="Vitor Oliveira" w:date="2026-10-01T12:00:00Z">
+            <w:ins w:id="30087" w:author="Vitor Oliveira" w:date="2026-10-01T12:00:00Z">
               <w:r>
                 <w:rPr>
                   <w:sz w:val="20"/>
@@ -32890,10 +33028,10 @@
           <w:p>
             <w:pPr>
               <w:rPr>
-                <w:ins w:id="30065" w:author="Vitor Oliveira" w:date="2026-10-01T12:00:00Z"/>
+                <w:ins w:id="30088" w:author="Vitor Oliveira" w:date="2026-10-01T12:00:00Z"/>
               </w:rPr>
             </w:pPr>
-            <w:ins w:id="30066" w:author="Vitor Oliveira" w:date="2026-10-01T12:00:00Z">
+            <w:ins w:id="30089" w:author="Vitor Oliveira" w:date="2026-10-01T12:00:00Z">
               <w:r>
                 <w:rPr>
                   <w:sz w:val="20"/>
@@ -32917,10 +33055,10 @@
           <w:p>
             <w:pPr>
               <w:rPr>
-                <w:ins w:id="30067" w:author="Vitor Oliveira" w:date="2026-10-01T12:00:00Z"/>
+                <w:ins w:id="30090" w:author="Vitor Oliveira" w:date="2026-10-01T12:00:00Z"/>
               </w:rPr>
             </w:pPr>
-            <w:ins w:id="30068" w:author="Vitor Oliveira" w:date="2026-10-01T12:00:00Z">
+            <w:ins w:id="30091" w:author="Vitor Oliveira" w:date="2026-10-01T12:00:00Z">
               <w:r>
                 <w:rPr>
                   <w:sz w:val="20"/>
@@ -32935,7 +33073,7 @@
       </w:tr>
       <w:tr>
         <w:trPr>
-          <w:ins w:id="30069" w:author="Vitor Oliveira" w:date="2026-10-01T12:00:00Z"/>
+          <w:ins w:id="30092" w:author="Vitor Oliveira" w:date="2026-10-01T12:00:00Z"/>
         </w:trPr>
         <w:tc>
           <w:tcPr>
@@ -32950,10 +33088,10 @@
           <w:p>
             <w:pPr>
               <w:rPr>
-                <w:ins w:id="30070" w:author="Vitor Oliveira" w:date="2026-10-01T12:00:00Z"/>
+                <w:ins w:id="30093" w:author="Vitor Oliveira" w:date="2026-10-01T12:00:00Z"/>
               </w:rPr>
             </w:pPr>
-            <w:ins w:id="30071" w:author="Vitor Oliveira" w:date="2026-10-01T12:00:00Z">
+            <w:ins w:id="30094" w:author="Vitor Oliveira" w:date="2026-10-01T12:00:00Z">
               <w:r>
                 <w:rPr>
                   <w:sz w:val="20"/>
@@ -32977,10 +33115,10 @@
           <w:p>
             <w:pPr>
               <w:rPr>
-                <w:ins w:id="30072" w:author="Vitor Oliveira" w:date="2026-10-01T12:00:00Z"/>
+                <w:ins w:id="30095" w:author="Vitor Oliveira" w:date="2026-10-01T12:00:00Z"/>
               </w:rPr>
             </w:pPr>
-            <w:ins w:id="30073" w:author="Vitor Oliveira" w:date="2026-10-01T12:00:00Z">
+            <w:ins w:id="30096" w:author="Vitor Oliveira" w:date="2026-10-01T12:00:00Z">
               <w:r>
                 <w:rPr>
                   <w:sz w:val="20"/>
@@ -33004,10 +33142,10 @@
           <w:p>
             <w:pPr>
               <w:rPr>
-                <w:ins w:id="30074" w:author="Vitor Oliveira" w:date="2026-10-01T12:00:00Z"/>
+                <w:ins w:id="30097" w:author="Vitor Oliveira" w:date="2026-10-01T12:00:00Z"/>
               </w:rPr>
             </w:pPr>
-            <w:ins w:id="30075" w:author="Vitor Oliveira" w:date="2026-10-01T12:00:00Z">
+            <w:ins w:id="30098" w:author="Vitor Oliveira" w:date="2026-10-01T12:00:00Z">
               <w:r>
                 <w:rPr>
                   <w:sz w:val="20"/>
@@ -33022,7 +33160,7 @@
       </w:tr>
       <w:tr>
         <w:trPr>
-          <w:ins w:id="30076" w:author="Vitor Oliveira" w:date="2026-10-01T12:00:00Z"/>
+          <w:ins w:id="30099" w:author="Vitor Oliveira" w:date="2026-10-01T12:00:00Z"/>
         </w:trPr>
         <w:tc>
           <w:tcPr>
@@ -33037,10 +33175,10 @@
           <w:p>
             <w:pPr>
               <w:rPr>
-                <w:ins w:id="30077" w:author="Vitor Oliveira" w:date="2026-10-01T12:00:00Z"/>
+                <w:ins w:id="30100" w:author="Vitor Oliveira" w:date="2026-10-01T12:00:00Z"/>
               </w:rPr>
             </w:pPr>
-            <w:ins w:id="30078" w:author="Vitor Oliveira" w:date="2026-10-01T12:00:00Z">
+            <w:ins w:id="30101" w:author="Vitor Oliveira" w:date="2026-10-01T12:00:00Z">
               <w:r>
                 <w:rPr>
                   <w:sz w:val="20"/>
@@ -33064,10 +33202,10 @@
           <w:p>
             <w:pPr>
               <w:rPr>
-                <w:ins w:id="30079" w:author="Vitor Oliveira" w:date="2026-10-01T12:00:00Z"/>
+                <w:ins w:id="30102" w:author="Vitor Oliveira" w:date="2026-10-01T12:00:00Z"/>
               </w:rPr>
             </w:pPr>
-            <w:ins w:id="30080" w:author="Vitor Oliveira" w:date="2026-10-01T12:00:00Z">
+            <w:ins w:id="30103" w:author="Vitor Oliveira" w:date="2026-10-01T12:00:00Z">
               <w:r>
                 <w:rPr>
                   <w:sz w:val="20"/>
@@ -33091,10 +33229,10 @@
           <w:p>
             <w:pPr>
               <w:rPr>
-                <w:ins w:id="30081" w:author="Vitor Oliveira" w:date="2026-10-01T12:00:00Z"/>
+                <w:ins w:id="30104" w:author="Vitor Oliveira" w:date="2026-10-01T12:00:00Z"/>
               </w:rPr>
             </w:pPr>
-            <w:ins w:id="30082" w:author="Vitor Oliveira" w:date="2026-10-01T12:00:00Z">
+            <w:ins w:id="30105" w:author="Vitor Oliveira" w:date="2026-10-01T12:00:00Z">
               <w:r>
                 <w:rPr>
                   <w:sz w:val="20"/>
@@ -33112,10 +33250,10 @@
       <w:pPr>
         <w:spacing w:before="130" w:after="260"/>
         <w:rPr>
-          <w:ins w:id="30083" w:author="Vitor Oliveira" w:date="2026-10-01T12:00:00Z"/>
-        </w:rPr>
-      </w:pPr>
-      <w:ins w:id="30084" w:author="Vitor Oliveira" w:date="2026-10-01T12:00:00Z">
+          <w:ins w:id="30106" w:author="Vitor Oliveira" w:date="2026-10-01T12:00:00Z"/>
+        </w:rPr>
+      </w:pPr>
+      <w:ins w:id="30107" w:author="Vitor Oliveira" w:date="2026-10-01T12:00:00Z">
         <w:r>
           <w:rPr>
             <w:sz w:val="20"/>
